--- a/TrinhChauHongPhat_1651_Nhom12.docx
+++ b/TrinhChauHongPhat_1651_Nhom12.docx
@@ -9,47 +9,11 @@
           <w:lang w:val="vi-VN"/>
         </w:rPr>
       </w:pPr>
-      <w:proofErr w:type="spellStart"/>
-      <w:r>
-        <w:rPr>
-          <w:rFonts w:ascii="Times New Roman" w:hAnsi="Times New Roman" w:cs="Times New Roman"/>
-        </w:rPr>
-        <w:t>Họ</w:t>
-      </w:r>
-      <w:proofErr w:type="spellEnd"/>
-      <w:r>
-        <w:rPr>
-          <w:rFonts w:ascii="Times New Roman" w:hAnsi="Times New Roman" w:cs="Times New Roman"/>
-        </w:rPr>
-        <w:t xml:space="preserve"> </w:t>
-      </w:r>
-      <w:proofErr w:type="spellStart"/>
-      <w:proofErr w:type="gramStart"/>
-      <w:r>
-        <w:rPr>
-          <w:rFonts w:ascii="Times New Roman" w:hAnsi="Times New Roman" w:cs="Times New Roman"/>
-        </w:rPr>
-        <w:t>Tên</w:t>
-      </w:r>
-      <w:proofErr w:type="spellEnd"/>
-      <w:r>
-        <w:rPr>
-          <w:rFonts w:ascii="Times New Roman" w:hAnsi="Times New Roman" w:cs="Times New Roman"/>
-        </w:rPr>
-        <w:t xml:space="preserve"> :</w:t>
-      </w:r>
-      <w:proofErr w:type="gramEnd"/>
-      <w:r>
-        <w:rPr>
-          <w:rFonts w:ascii="Times New Roman" w:hAnsi="Times New Roman" w:cs="Times New Roman"/>
-        </w:rPr>
-        <w:t xml:space="preserve"> </w:t>
-      </w:r>
-      <w:r>
-        <w:rPr>
-          <w:rFonts w:ascii="Times New Roman" w:hAnsi="Times New Roman" w:cs="Times New Roman"/>
-        </w:rPr>
-        <w:t>Trịnh</w:t>
+      <w:r>
+        <w:rPr>
+          <w:rFonts w:ascii="Times New Roman" w:hAnsi="Times New Roman" w:cs="Times New Roman"/>
+        </w:rPr>
+        <w:t>Họ Tên : Trịnh</w:t>
       </w:r>
       <w:r>
         <w:rPr>
@@ -69,13 +33,7 @@
         <w:rPr>
           <w:rFonts w:ascii="Times New Roman" w:hAnsi="Times New Roman" w:cs="Times New Roman"/>
         </w:rPr>
-        <w:t xml:space="preserve">MSSV </w:t>
-      </w:r>
-      <w:r>
-        <w:rPr>
-          <w:rFonts w:ascii="Times New Roman" w:hAnsi="Times New Roman" w:cs="Times New Roman"/>
-        </w:rPr>
-        <w:t>2380601651</w:t>
+        <w:t>MSSV 2380601651</w:t>
       </w:r>
     </w:p>
     <w:p>
@@ -84,25 +42,11 @@
           <w:rFonts w:ascii="Times New Roman" w:hAnsi="Times New Roman" w:cs="Times New Roman"/>
         </w:rPr>
       </w:pPr>
-      <w:proofErr w:type="spellStart"/>
-      <w:r>
-        <w:rPr>
-          <w:rFonts w:ascii="Times New Roman" w:hAnsi="Times New Roman" w:cs="Times New Roman"/>
-        </w:rPr>
-        <w:t>Nhóm</w:t>
-      </w:r>
-      <w:proofErr w:type="spellEnd"/>
-      <w:r>
-        <w:rPr>
-          <w:rFonts w:ascii="Times New Roman" w:hAnsi="Times New Roman" w:cs="Times New Roman"/>
-        </w:rPr>
-        <w:t xml:space="preserve"> </w:t>
-      </w:r>
-      <w:r>
-        <w:rPr>
-          <w:rFonts w:ascii="Times New Roman" w:hAnsi="Times New Roman" w:cs="Times New Roman"/>
-        </w:rPr>
-        <w:t>12</w:t>
+      <w:r>
+        <w:rPr>
+          <w:rFonts w:ascii="Times New Roman" w:hAnsi="Times New Roman" w:cs="Times New Roman"/>
+        </w:rPr>
+        <w:t>Nhóm 12</w:t>
       </w:r>
     </w:p>
     <w:p>
@@ -112,42 +56,12 @@
           <w:rFonts w:ascii="Times New Roman" w:hAnsi="Times New Roman" w:cs="Times New Roman"/>
         </w:rPr>
       </w:pPr>
-      <w:proofErr w:type="spellStart"/>
-      <w:r>
-        <w:rPr>
-          <w:rFonts w:ascii="Times New Roman" w:hAnsi="Times New Roman" w:cs="Times New Roman"/>
-        </w:rPr>
-        <w:t>Kiểm</w:t>
-      </w:r>
-      <w:proofErr w:type="spellEnd"/>
-      <w:r>
-        <w:rPr>
-          <w:rFonts w:ascii="Times New Roman" w:hAnsi="Times New Roman" w:cs="Times New Roman"/>
-        </w:rPr>
-        <w:t xml:space="preserve"> Tra </w:t>
-      </w:r>
-      <w:proofErr w:type="spellStart"/>
-      <w:r>
-        <w:rPr>
-          <w:rFonts w:ascii="Times New Roman" w:hAnsi="Times New Roman" w:cs="Times New Roman"/>
-        </w:rPr>
-        <w:t>Giữa</w:t>
-      </w:r>
-      <w:proofErr w:type="spellEnd"/>
-      <w:r>
-        <w:rPr>
-          <w:rFonts w:ascii="Times New Roman" w:hAnsi="Times New Roman" w:cs="Times New Roman"/>
-        </w:rPr>
-        <w:t xml:space="preserve"> </w:t>
-      </w:r>
-      <w:proofErr w:type="spellStart"/>
-      <w:r>
-        <w:rPr>
-          <w:rFonts w:ascii="Times New Roman" w:hAnsi="Times New Roman" w:cs="Times New Roman"/>
-        </w:rPr>
-        <w:t>Kỳ</w:t>
-      </w:r>
-      <w:proofErr w:type="spellEnd"/>
+      <w:r>
+        <w:rPr>
+          <w:rFonts w:ascii="Times New Roman" w:hAnsi="Times New Roman" w:cs="Times New Roman"/>
+        </w:rPr>
+        <w:t>Kiểm Tra Giữa Kỳ</w:t>
+      </w:r>
     </w:p>
     <w:p>
       <w:pPr>
@@ -159,7 +73,19 @@
         <w:rPr>
           <w:rFonts w:ascii="Times New Roman" w:hAnsi="Times New Roman" w:cs="Times New Roman"/>
         </w:rPr>
-        <w:t>URL Web https://assumed-remarkable-llp-duncan.trycloudflare.com/swagger/index.html</w:t>
+        <w:t xml:space="preserve">URL Web </w:t>
+      </w:r>
+      <w:r>
+        <w:rPr>
+          <w:rFonts w:ascii="Times New Roman" w:hAnsi="Times New Roman" w:cs="Times New Roman"/>
+        </w:rPr>
+        <w:t xml:space="preserve">: </w:t>
+      </w:r>
+      <w:r>
+        <w:rPr>
+          <w:rFonts w:ascii="Times New Roman" w:hAnsi="Times New Roman" w:cs="Times New Roman"/>
+        </w:rPr>
+        <w:t>https://skin-roster-extra-destiny.trycloudflare.com/swagger/index.html</w:t>
       </w:r>
     </w:p>
     <w:p>
@@ -172,29 +98,7 @@
         <w:rPr>
           <w:rFonts w:ascii="Times New Roman" w:hAnsi="Times New Roman" w:cs="Times New Roman"/>
         </w:rPr>
-        <w:t xml:space="preserve">Link </w:t>
-      </w:r>
-      <w:proofErr w:type="spellStart"/>
-      <w:proofErr w:type="gramStart"/>
-      <w:r>
-        <w:rPr>
-          <w:rFonts w:ascii="Times New Roman" w:hAnsi="Times New Roman" w:cs="Times New Roman"/>
-        </w:rPr>
-        <w:t>Github</w:t>
-      </w:r>
-      <w:proofErr w:type="spellEnd"/>
-      <w:r>
-        <w:rPr>
-          <w:rFonts w:ascii="Times New Roman" w:hAnsi="Times New Roman" w:cs="Times New Roman"/>
-        </w:rPr>
-        <w:t xml:space="preserve"> :</w:t>
-      </w:r>
-      <w:proofErr w:type="gramEnd"/>
-      <w:r>
-        <w:rPr>
-          <w:rFonts w:ascii="Times New Roman" w:hAnsi="Times New Roman" w:cs="Times New Roman"/>
-        </w:rPr>
-        <w:t xml:space="preserve"> https://github.com/TrinhChauHongPhat/trinhchauhongphat_nhom12.git</w:t>
+        <w:t>Link Github : https://github.com/TrinhChauHongPhat/trinhchauhongphat_nhom12.git</w:t>
       </w:r>
     </w:p>
     <w:p>
@@ -203,19 +107,11 @@
           <w:rFonts w:ascii="Times New Roman" w:hAnsi="Times New Roman" w:cs="Times New Roman"/>
         </w:rPr>
       </w:pPr>
-      <w:proofErr w:type="gramStart"/>
-      <w:r>
-        <w:rPr>
-          <w:rFonts w:ascii="Times New Roman" w:hAnsi="Times New Roman" w:cs="Times New Roman"/>
-        </w:rPr>
-        <w:t>.env</w:t>
-      </w:r>
-      <w:proofErr w:type="gramEnd"/>
-      <w:r>
-        <w:rPr>
-          <w:rFonts w:ascii="Times New Roman" w:hAnsi="Times New Roman" w:cs="Times New Roman"/>
-        </w:rPr>
-        <w:t>(Frontend)</w:t>
+      <w:r>
+        <w:rPr>
+          <w:rFonts w:ascii="Times New Roman" w:hAnsi="Times New Roman" w:cs="Times New Roman"/>
+        </w:rPr>
+        <w:t>.env(Frontend)</w:t>
       </w:r>
     </w:p>
     <w:p>
@@ -240,7 +136,13 @@
         <w:rPr>
           <w:rFonts w:ascii="Times New Roman" w:hAnsi="Times New Roman" w:cs="Times New Roman"/>
         </w:rPr>
-        <w:t>https://assumed-remarkable-llp-duncan.trycloudflare.com/api</w:t>
+        <w:t>https://skin-roster-extra-destiny.trycloudflare.com/api</w:t>
+      </w:r>
+      <w:r>
+        <w:rPr>
+          <w:rFonts w:ascii="Times New Roman" w:hAnsi="Times New Roman" w:cs="Times New Roman"/>
+        </w:rPr>
+        <w:t xml:space="preserve"> </w:t>
       </w:r>
     </w:p>
     <w:p>
